--- a/pr-preview/pr-30/chapters/chapter2-tracked-changes.docx
+++ b/pr-preview/pr-30/chapters/chapter2-tracked-changes.docx
@@ -919,54 +919,40 @@
       <w:pPr>
         <w:pStyle w:val="Heading1"/>
       </w:pPr>
-      <w:ins w:id="1016" w:author="PR Preview" w:date="2024-01-01T00:00:00Z">
-        <w:r>
-          <w:t xml:space="preserve">5. Theorem-like Divs</w:t>
-        </w:r>
-      </w:ins>
+      <w:r>
+        <w:t xml:space="preserve">5. Theorem-like Divs</w:t>
+      </w:r>
     </w:p>
     <w:bookmarkStart w:id="26" w:name="lem-sample"/>
     <w:p>
       <w:pPr>
         <w:pStyle w:val="FirstParagraph"/>
       </w:pPr>
-      <w:ins w:id="1017" w:author="PR Preview" w:date="2024-01-01T00:00:00Z">
-        <w:r>
-          <w:rPr>
-            <w:b/>
-            <w:bCs/>
-          </w:rPr>
-          <w:t xml:space="preserve">Lemma 1</w:t>
-        </w:r>
-      </w:ins>
-      <w:ins w:id="1017" w:author="PR Preview" w:date="2024-01-01T00:00:00Z">
-        <w:r>
-          <w:t xml:space="preserve"> </w:t>
-        </w:r>
-      </w:ins>
-      <w:ins w:id="1017" w:author="PR Preview" w:date="2024-01-01T00:00:00Z">
-        <w:r>
-          <w:t xml:space="preserve">This is a sample lemma-style div using the variant class name</w:t>
-        </w:r>
-      </w:ins>
-      <w:ins w:id="1017" w:author="PR Preview" w:date="2024-01-01T00:00:00Z">
-        <w:r>
-          <w:t xml:space="preserve"> </w:t>
-        </w:r>
-      </w:ins>
-      <w:ins w:id="1017" w:author="PR Preview" w:date="2024-01-01T00:00:00Z">
-        <w:r>
-          <w:rPr>
-            <w:rStyle w:val="VerbatimChar"/>
-          </w:rPr>
-          <w:t xml:space="preserve">lemma-proof</w:t>
-        </w:r>
-      </w:ins>
-      <w:ins w:id="1017" w:author="PR Preview" w:date="2024-01-01T00:00:00Z">
-        <w:r>
-          <w:t xml:space="preserve">.</w:t>
-        </w:r>
-      </w:ins>
+      <w:r>
+        <w:rPr>
+          <w:b/>
+          <w:bCs/>
+        </w:rPr>
+        <w:t xml:space="preserve">Lemma 1</w:t>
+      </w:r>
+      <w:r>
+        <w:t xml:space="preserve"> </w:t>
+      </w:r>
+      <w:r>
+        <w:t xml:space="preserve">This is a sample lemma-style div using the variant class name</w:t>
+      </w:r>
+      <w:r>
+        <w:t xml:space="preserve"> </w:t>
+      </w:r>
+      <w:r>
+        <w:rPr>
+          <w:rStyle w:val="VerbatimChar"/>
+        </w:rPr>
+        <w:t xml:space="preserve">lemma-proof</w:t>
+      </w:r>
+      <w:r>
+        <w:t xml:space="preserve">.</w:t>
+      </w:r>
     </w:p>
     <w:bookmarkEnd w:id="26"/>
     <w:bookmarkStart w:id="27" w:name="cor-sample"/>
@@ -974,43 +960,31 @@
       <w:pPr>
         <w:pStyle w:val="BodyText"/>
       </w:pPr>
-      <w:ins w:id="1018" w:author="PR Preview" w:date="2024-01-01T00:00:00Z">
-        <w:r>
-          <w:rPr>
-            <w:b/>
-            <w:bCs/>
-          </w:rPr>
-          <w:t xml:space="preserve">Corollary 1</w:t>
-        </w:r>
-      </w:ins>
-      <w:ins w:id="1018" w:author="PR Preview" w:date="2024-01-01T00:00:00Z">
-        <w:r>
-          <w:t xml:space="preserve"> </w:t>
-        </w:r>
-      </w:ins>
-      <w:ins w:id="1018" w:author="PR Preview" w:date="2024-01-01T00:00:00Z">
-        <w:r>
-          <w:t xml:space="preserve">This is a sample corollary-style div using the standard class name</w:t>
-        </w:r>
-      </w:ins>
-      <w:ins w:id="1018" w:author="PR Preview" w:date="2024-01-01T00:00:00Z">
-        <w:r>
-          <w:t xml:space="preserve"> </w:t>
-        </w:r>
-      </w:ins>
-      <w:ins w:id="1018" w:author="PR Preview" w:date="2024-01-01T00:00:00Z">
-        <w:r>
-          <w:rPr>
-            <w:rStyle w:val="VerbatimChar"/>
-          </w:rPr>
-          <w:t xml:space="preserve">corollary</w:t>
-        </w:r>
-      </w:ins>
-      <w:ins w:id="1018" w:author="PR Preview" w:date="2024-01-01T00:00:00Z">
-        <w:r>
-          <w:t xml:space="preserve">.</w:t>
-        </w:r>
-      </w:ins>
+      <w:r>
+        <w:rPr>
+          <w:b/>
+          <w:bCs/>
+        </w:rPr>
+        <w:t xml:space="preserve">Corollary 1</w:t>
+      </w:r>
+      <w:r>
+        <w:t xml:space="preserve"> </w:t>
+      </w:r>
+      <w:r>
+        <w:t xml:space="preserve">This is a sample corollary-style div using the standard class name</w:t>
+      </w:r>
+      <w:r>
+        <w:t xml:space="preserve"> </w:t>
+      </w:r>
+      <w:r>
+        <w:rPr>
+          <w:rStyle w:val="VerbatimChar"/>
+        </w:rPr>
+        <w:t xml:space="preserve">corollary</w:t>
+      </w:r>
+      <w:r>
+        <w:t xml:space="preserve">.</w:t>
+      </w:r>
     </w:p>
     <w:bookmarkEnd w:id="27"/>
     <w:bookmarkEnd w:id="28"/>

--- a/pr-preview/pr-30/chapters/chapter2-tracked-changes.docx
+++ b/pr-preview/pr-30/chapters/chapter2-tracked-changes.docx
@@ -939,7 +939,7 @@
         <w:t xml:space="preserve"> </w:t>
       </w:r>
       <w:r>
-        <w:t xml:space="preserve">This is a sample lemma-style div using the variant class name</w:t>
+        <w:t xml:space="preserve">This is a sample lemma-style div using the standard class name</w:t>
       </w:r>
       <w:r>
         <w:t xml:space="preserve"> </w:t>
@@ -948,14 +948,14 @@
         <w:rPr>
           <w:rStyle w:val="VerbatimChar"/>
         </w:rPr>
-        <w:t xml:space="preserve">lemma-proof</w:t>
+        <w:t xml:space="preserve">lem</w:t>
       </w:r>
       <w:r>
         <w:t xml:space="preserve">.</w:t>
       </w:r>
     </w:p>
     <w:bookmarkEnd w:id="26"/>
-    <w:bookmarkStart w:id="27" w:name="cor-sample"/>
+    <w:bookmarkStart w:id="27" w:name="exm-sample"/>
     <w:p>
       <w:pPr>
         <w:pStyle w:val="BodyText"/>
@@ -965,13 +965,13 @@
           <w:b/>
           <w:bCs/>
         </w:rPr>
-        <w:t xml:space="preserve">Corollary 1</w:t>
+        <w:t xml:space="preserve">Example 1</w:t>
       </w:r>
       <w:r>
         <w:t xml:space="preserve"> </w:t>
       </w:r>
       <w:r>
-        <w:t xml:space="preserve">This is a sample corollary-style div using the standard class name</w:t>
+        <w:t xml:space="preserve">This is a sample example-style div using the standard class name</w:t>
       </w:r>
       <w:r>
         <w:t xml:space="preserve"> </w:t>
@@ -980,7 +980,7 @@
         <w:rPr>
           <w:rStyle w:val="VerbatimChar"/>
         </w:rPr>
-        <w:t xml:space="preserve">corollary</w:t>
+        <w:t xml:space="preserve">exm</w:t>
       </w:r>
       <w:r>
         <w:t xml:space="preserve">.</w:t>
